--- a/02_setup/dev-env.docx
+++ b/02_setup/dev-env.docx
@@ -249,7 +249,7 @@
               </wp:anchor>
             </w:drawing>
           </mc:Choice>
-          <mc:Fallback xmlns:w16sdtdh="http://schemas.microsoft.com/office/word/2020/wordml/sdtdatahash" xmlns:w16="http://schemas.microsoft.com/office/word/2018/wordml" xmlns:w16cex="http://schemas.microsoft.com/office/word/2018/wordml/cex" xmlns:oel="http://schemas.microsoft.com/office/2019/extlst">
+          <mc:Fallback xmlns:oel="http://schemas.microsoft.com/office/2019/extlst" xmlns:w16cex="http://schemas.microsoft.com/office/word/2018/wordml/cex" xmlns:w16="http://schemas.microsoft.com/office/word/2018/wordml" xmlns:w16sdtdh="http://schemas.microsoft.com/office/word/2020/wordml/sdtdatahash">
             <w:pict>
               <v:line w14:anchorId="3E189CF8" id="Straight Connector 3" o:spid="_x0000_s1026" style="position:absolute;left:0;text-align:left;z-index:251838976;visibility:visible;mso-wrap-style:square;mso-width-percent:0;mso-height-percent:0;mso-wrap-distance-left:9pt;mso-wrap-distance-top:0;mso-wrap-distance-right:9pt;mso-wrap-distance-bottom:0;mso-position-horizontal:absolute;mso-position-horizontal-relative:text;mso-position-vertical:absolute;mso-position-vertical-relative:text;mso-width-percent:0;mso-height-percent:0;mso-width-relative:margin;mso-height-relative:margin" from="-27.55pt,21.2pt" to="271.1pt,21.2pt" o:gfxdata="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" strokecolor="#0d0d0d [3069]" strokeweight="3pt"/>
             </w:pict>
@@ -695,7 +695,7 @@
               </wp:anchor>
             </w:drawing>
           </mc:Choice>
-          <mc:Fallback xmlns:w16sdtdh="http://schemas.microsoft.com/office/word/2020/wordml/sdtdatahash" xmlns:w16="http://schemas.microsoft.com/office/word/2018/wordml" xmlns:w16cex="http://schemas.microsoft.com/office/word/2018/wordml/cex" xmlns:oel="http://schemas.microsoft.com/office/2019/extlst">
+          <mc:Fallback xmlns:oel="http://schemas.microsoft.com/office/2019/extlst" xmlns:w16cex="http://schemas.microsoft.com/office/word/2018/wordml/cex" xmlns:w16="http://schemas.microsoft.com/office/word/2018/wordml" xmlns:w16sdtdh="http://schemas.microsoft.com/office/word/2020/wordml/sdtdatahash">
             <w:pict>
               <v:line w14:anchorId="011E06B7" id="Straight Connector 3" o:spid="_x0000_s1026" style="position:absolute;left:0;text-align:left;z-index:251841024;visibility:visible;mso-wrap-style:square;mso-width-percent:0;mso-wrap-distance-left:9pt;mso-wrap-distance-top:0;mso-wrap-distance-right:9pt;mso-wrap-distance-bottom:0;mso-position-horizontal:absolute;mso-position-horizontal-relative:text;mso-position-vertical:absolute;mso-position-vertical-relative:text;mso-width-percent:0;mso-width-relative:margin" from="-27.55pt,18.8pt" to="271.05pt,18.8pt" o:gfxdata="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" strokecolor="#0d0d0d [3069]" strokeweight="3pt"/>
             </w:pict>
@@ -788,7 +788,7 @@
                                 <w:szCs w:val="24"/>
                                 <w:lang w:eastAsia="ko-KR"/>
                               </w:rPr>
-                              <w:t>0</w:t>
+                              <w:t>1</w:t>
                             </w:r>
                           </w:p>
                         </w:txbxContent>
@@ -841,7 +841,7 @@
                           <w:szCs w:val="24"/>
                           <w:lang w:eastAsia="ko-KR"/>
                         </w:rPr>
-                        <w:t>0</w:t>
+                        <w:t>1</w:t>
                       </w:r>
                     </w:p>
                   </w:txbxContent>
@@ -1074,7 +1074,7 @@
         <w:rPr>
           <w:noProof/>
         </w:rPr>
-        <w:instrText xml:space="preserve"> PAGEREF _Toc215831184 \h </w:instrText>
+        <w:instrText xml:space="preserve"> PAGEREF _Toc216276240 \h </w:instrText>
       </w:r>
       <w:r>
         <w:rPr>
@@ -1164,7 +1164,7 @@
         <w:rPr>
           <w:noProof/>
         </w:rPr>
-        <w:instrText xml:space="preserve"> PAGEREF _Toc215831185 \h </w:instrText>
+        <w:instrText xml:space="preserve"> PAGEREF _Toc216276241 \h </w:instrText>
       </w:r>
       <w:r>
         <w:rPr>
@@ -1284,7 +1284,7 @@
         <w:rPr>
           <w:noProof/>
         </w:rPr>
-        <w:instrText xml:space="preserve"> PAGEREF _Toc215831186 \h </w:instrText>
+        <w:instrText xml:space="preserve"> PAGEREF _Toc216276242 \h </w:instrText>
       </w:r>
       <w:r>
         <w:rPr>
@@ -1379,8 +1379,6 @@
         </w:rPr>
         <w:tab/>
       </w:r>
-      <w:bookmarkStart w:id="0" w:name="_GoBack"/>
-      <w:bookmarkEnd w:id="0"/>
       <w:r>
         <w:rPr>
           <w:noProof/>
@@ -1391,7 +1389,7 @@
         <w:rPr>
           <w:noProof/>
         </w:rPr>
-        <w:instrText xml:space="preserve"> PAGEREF _Toc215831187 \h </w:instrText>
+        <w:instrText xml:space="preserve"> PAGEREF _Toc216276243 \h </w:instrText>
       </w:r>
       <w:r>
         <w:rPr>
@@ -1450,15 +1448,48 @@
       <w:r>
         <w:rPr>
           <w:noProof/>
-        </w:rPr>
-        <w:t xml:space="preserve">Colab </w:t>
-      </w:r>
-      <w:r>
-        <w:rPr>
-          <w:noProof/>
-          <w:lang w:eastAsia="ko-KR"/>
-        </w:rPr>
-        <w:t>설정</w:t>
+          <w:lang w:eastAsia="ko-KR"/>
+        </w:rPr>
+        <w:t>패키지</w:t>
+      </w:r>
+      <w:r>
+        <w:rPr>
+          <w:noProof/>
+        </w:rPr>
+        <w:t xml:space="preserve"> </w:t>
+      </w:r>
+      <w:r>
+        <w:rPr>
+          <w:noProof/>
+          <w:lang w:eastAsia="ko-KR"/>
+        </w:rPr>
+        <w:t>및</w:t>
+      </w:r>
+      <w:r>
+        <w:rPr>
+          <w:noProof/>
+        </w:rPr>
+        <w:t xml:space="preserve"> </w:t>
+      </w:r>
+      <w:r>
+        <w:rPr>
+          <w:noProof/>
+          <w:lang w:eastAsia="ko-KR"/>
+        </w:rPr>
+        <w:t>이미지</w:t>
+      </w:r>
+      <w:r>
+        <w:rPr>
+          <w:noProof/>
+        </w:rPr>
+        <w:t xml:space="preserve"> </w:t>
+      </w:r>
+      <w:r>
+        <w:rPr>
+          <w:noProof/>
+          <w:lang w:eastAsia="ko-KR"/>
+        </w:rPr>
+        <w:t>설치</w:t>
       </w:r>
       <w:r>
         <w:rPr>
@@ -1476,7 +1507,7 @@
         <w:rPr>
           <w:noProof/>
         </w:rPr>
-        <w:instrText xml:space="preserve"> PAGEREF _Toc215831188 \h </w:instrText>
+        <w:instrText xml:space="preserve"> PAGEREF _Toc216276244 \h </w:instrText>
       </w:r>
       <w:r>
         <w:rPr>
@@ -1494,6 +1525,213 @@
           <w:noProof/>
         </w:rPr>
         <w:t>8</w:t>
+      </w:r>
+      <w:r>
+        <w:rPr>
+          <w:noProof/>
+        </w:rPr>
+        <w:fldChar w:fldCharType="end"/>
+      </w:r>
+    </w:p>
+    <w:p>
+      <w:pPr>
+        <w:pStyle w:val="20"/>
+        <w:tabs>
+          <w:tab w:val="left" w:pos="1132"/>
+        </w:tabs>
+        <w:rPr>
+          <w:rFonts w:asciiTheme="minorHAnsi" w:hAnsiTheme="minorHAnsi" w:cstheme="minorBidi"/>
+          <w:noProof/>
+          <w:kern w:val="2"/>
+          <w:szCs w:val="22"/>
+          <w:lang w:eastAsia="ko-KR"/>
+        </w:rPr>
+      </w:pPr>
+      <w:r>
+        <w:rPr>
+          <w:noProof/>
+        </w:rPr>
+        <w:t>5.1</w:t>
+      </w:r>
+      <w:r>
+        <w:rPr>
+          <w:rFonts w:asciiTheme="minorHAnsi" w:hAnsiTheme="minorHAnsi" w:cstheme="minorBidi"/>
+          <w:noProof/>
+          <w:kern w:val="2"/>
+          <w:szCs w:val="22"/>
+          <w:lang w:eastAsia="ko-KR"/>
+        </w:rPr>
+        <w:tab/>
+      </w:r>
+      <w:r>
+        <w:rPr>
+          <w:noProof/>
+        </w:rPr>
+        <w:t>파이썬</w:t>
+      </w:r>
+      <w:r>
+        <w:rPr>
+          <w:noProof/>
+        </w:rPr>
+        <w:t xml:space="preserve"> </w:t>
+      </w:r>
+      <w:r>
+        <w:rPr>
+          <w:noProof/>
+        </w:rPr>
+        <w:t>패키지</w:t>
+      </w:r>
+      <w:r>
+        <w:rPr>
+          <w:noProof/>
+        </w:rPr>
+        <w:t xml:space="preserve"> </w:t>
+      </w:r>
+      <w:r>
+        <w:rPr>
+          <w:noProof/>
+        </w:rPr>
+        <w:t>설치</w:t>
+      </w:r>
+      <w:r>
+        <w:rPr>
+          <w:noProof/>
+        </w:rPr>
+        <w:tab/>
+      </w:r>
+      <w:r>
+        <w:rPr>
+          <w:noProof/>
+        </w:rPr>
+        <w:fldChar w:fldCharType="begin"/>
+      </w:r>
+      <w:r>
+        <w:rPr>
+          <w:noProof/>
+        </w:rPr>
+        <w:instrText xml:space="preserve"> PAGEREF _Toc216276245 \h </w:instrText>
+      </w:r>
+      <w:r>
+        <w:rPr>
+          <w:noProof/>
+        </w:rPr>
+      </w:r>
+      <w:r>
+        <w:rPr>
+          <w:noProof/>
+        </w:rPr>
+        <w:fldChar w:fldCharType="separate"/>
+      </w:r>
+      <w:r>
+        <w:rPr>
+          <w:noProof/>
+        </w:rPr>
+        <w:t>8</w:t>
+      </w:r>
+      <w:r>
+        <w:rPr>
+          <w:noProof/>
+        </w:rPr>
+        <w:fldChar w:fldCharType="end"/>
+      </w:r>
+    </w:p>
+    <w:p>
+      <w:pPr>
+        <w:pStyle w:val="20"/>
+        <w:tabs>
+          <w:tab w:val="left" w:pos="1132"/>
+        </w:tabs>
+        <w:rPr>
+          <w:rFonts w:asciiTheme="minorHAnsi" w:hAnsiTheme="minorHAnsi" w:cstheme="minorBidi"/>
+          <w:noProof/>
+          <w:kern w:val="2"/>
+          <w:szCs w:val="22"/>
+          <w:lang w:eastAsia="ko-KR"/>
+        </w:rPr>
+      </w:pPr>
+      <w:r>
+        <w:rPr>
+          <w:noProof/>
+        </w:rPr>
+        <w:t>5.2</w:t>
+      </w:r>
+      <w:r>
+        <w:rPr>
+          <w:rFonts w:asciiTheme="minorHAnsi" w:hAnsiTheme="minorHAnsi" w:cstheme="minorBidi"/>
+          <w:noProof/>
+          <w:kern w:val="2"/>
+          <w:szCs w:val="22"/>
+          <w:lang w:eastAsia="ko-KR"/>
+        </w:rPr>
+        <w:tab/>
+      </w:r>
+      <w:r>
+        <w:rPr>
+          <w:noProof/>
+          <w:lang w:eastAsia="ko-KR"/>
+        </w:rPr>
+        <w:t>도커</w:t>
+      </w:r>
+      <w:r>
+        <w:rPr>
+          <w:noProof/>
+        </w:rPr>
+        <w:t xml:space="preserve"> </w:t>
+      </w:r>
+      <w:r>
+        <w:rPr>
+          <w:noProof/>
+          <w:lang w:eastAsia="ko-KR"/>
+        </w:rPr>
+        <w:t>이미지</w:t>
+      </w:r>
+      <w:r>
+        <w:rPr>
+          <w:noProof/>
+        </w:rPr>
+        <w:t xml:space="preserve"> </w:t>
+      </w:r>
+      <w:r>
+        <w:rPr>
+          <w:noProof/>
+          <w:lang w:eastAsia="ko-KR"/>
+        </w:rPr>
+        <w:t>설치</w:t>
+      </w:r>
+      <w:r>
+        <w:rPr>
+          <w:noProof/>
+        </w:rPr>
+        <w:tab/>
+      </w:r>
+      <w:r>
+        <w:rPr>
+          <w:noProof/>
+        </w:rPr>
+        <w:fldChar w:fldCharType="begin"/>
+      </w:r>
+      <w:r>
+        <w:rPr>
+          <w:noProof/>
+        </w:rPr>
+        <w:instrText xml:space="preserve"> PAGEREF _Toc216276246 \h </w:instrText>
+      </w:r>
+      <w:r>
+        <w:rPr>
+          <w:noProof/>
+        </w:rPr>
+      </w:r>
+      <w:r>
+        <w:rPr>
+          <w:noProof/>
+        </w:rPr>
+        <w:fldChar w:fldCharType="separate"/>
+      </w:r>
+      <w:r>
+        <w:rPr>
+          <w:noProof/>
+        </w:rPr>
+        <w:t>9</w:t>
       </w:r>
       <w:r>
         <w:rPr>
@@ -1535,6 +1773,91 @@
       <w:r>
         <w:rPr>
           <w:noProof/>
+        </w:rPr>
+        <w:t xml:space="preserve">Colab </w:t>
+      </w:r>
+      <w:r>
+        <w:rPr>
+          <w:noProof/>
+          <w:lang w:eastAsia="ko-KR"/>
+        </w:rPr>
+        <w:t>설정</w:t>
+      </w:r>
+      <w:r>
+        <w:rPr>
+          <w:noProof/>
+        </w:rPr>
+        <w:tab/>
+      </w:r>
+      <w:r>
+        <w:rPr>
+          <w:noProof/>
+        </w:rPr>
+        <w:fldChar w:fldCharType="begin"/>
+      </w:r>
+      <w:r>
+        <w:rPr>
+          <w:noProof/>
+        </w:rPr>
+        <w:instrText xml:space="preserve"> PAGEREF _Toc216276247 \h </w:instrText>
+      </w:r>
+      <w:r>
+        <w:rPr>
+          <w:noProof/>
+        </w:rPr>
+      </w:r>
+      <w:r>
+        <w:rPr>
+          <w:noProof/>
+        </w:rPr>
+        <w:fldChar w:fldCharType="separate"/>
+      </w:r>
+      <w:r>
+        <w:rPr>
+          <w:noProof/>
+        </w:rPr>
+        <w:t>10</w:t>
+      </w:r>
+      <w:r>
+        <w:rPr>
+          <w:noProof/>
+        </w:rPr>
+        <w:fldChar w:fldCharType="end"/>
+      </w:r>
+    </w:p>
+    <w:p>
+      <w:pPr>
+        <w:pStyle w:val="13"/>
+        <w:tabs>
+          <w:tab w:val="left" w:pos="432"/>
+        </w:tabs>
+        <w:rPr>
+          <w:rFonts w:asciiTheme="minorHAnsi" w:hAnsiTheme="minorHAnsi" w:cstheme="minorBidi"/>
+          <w:noProof/>
+          <w:kern w:val="2"/>
+          <w:szCs w:val="22"/>
+          <w:lang w:eastAsia="ko-KR"/>
+        </w:rPr>
+      </w:pPr>
+      <w:r>
+        <w:rPr>
+          <w:noProof/>
+        </w:rPr>
+        <w:t>7.</w:t>
+      </w:r>
+      <w:r>
+        <w:rPr>
+          <w:rFonts w:asciiTheme="minorHAnsi" w:hAnsiTheme="minorHAnsi" w:cstheme="minorBidi"/>
+          <w:noProof/>
+          <w:kern w:val="2"/>
+          <w:szCs w:val="22"/>
+          <w:lang w:eastAsia="ko-KR"/>
+        </w:rPr>
+        <w:tab/>
+      </w:r>
+      <w:r>
+        <w:rPr>
+          <w:noProof/>
           <w:lang w:eastAsia="ko-KR"/>
         </w:rPr>
         <w:t>관련</w:t>
@@ -1567,7 +1890,7 @@
         <w:rPr>
           <w:noProof/>
         </w:rPr>
-        <w:instrText xml:space="preserve"> PAGEREF _Toc215831189 \h </w:instrText>
+        <w:instrText xml:space="preserve"> PAGEREF _Toc216276248 \h </w:instrText>
       </w:r>
       <w:r>
         <w:rPr>
@@ -1584,7 +1907,7 @@
         <w:rPr>
           <w:noProof/>
         </w:rPr>
-        <w:t>9</w:t>
+        <w:t>10</w:t>
       </w:r>
       <w:r>
         <w:rPr>
@@ -1648,12 +1971,12 @@
       <w:pPr>
         <w:pStyle w:val="1"/>
       </w:pPr>
-      <w:bookmarkStart w:id="1" w:name="_Toc215831184"/>
+      <w:bookmarkStart w:id="0" w:name="_Toc216276240"/>
       <w:r>
         <w:lastRenderedPageBreak/>
         <w:t>개요</w:t>
       </w:r>
-      <w:bookmarkEnd w:id="1"/>
+      <w:bookmarkEnd w:id="0"/>
     </w:p>
     <w:p>
       <w:pPr>
@@ -1805,14 +2128,42 @@
         <w:t>준비되어 있습니다</w:t>
       </w:r>
       <w:r>
-        <w:t xml:space="preserve">. </w:t>
-      </w:r>
+        <w:t>.</w:t>
+      </w:r>
+    </w:p>
+    <w:p>
+      <w:pPr>
+        <w:pStyle w:val="a8"/>
+      </w:pPr>
+      <w:r>
+        <w:rPr>
+          <w:rFonts w:hint="eastAsia"/>
+        </w:rPr>
+        <w:t>참고로,</w:t>
+      </w:r>
+      <w:r>
+        <w:t xml:space="preserve"> </w:t>
+      </w:r>
+      <w:r>
+        <w:rPr>
+          <w:rFonts w:hint="eastAsia"/>
+        </w:rPr>
+        <w:t>대부분 설치 도구 및 라이브러리는 맥북 리눅스 환경에서 호환됩니다.</w:t>
+      </w:r>
+      <w:r>
+        <w:t xml:space="preserve"> </w:t>
+      </w:r>
+    </w:p>
+    <w:p>
+      <w:pPr>
+        <w:pStyle w:val="a8"/>
+      </w:pPr>
     </w:p>
     <w:p>
       <w:pPr>
         <w:pStyle w:val="1"/>
       </w:pPr>
-      <w:bookmarkStart w:id="2" w:name="_Toc215831185"/>
+      <w:bookmarkStart w:id="1" w:name="_Toc216276241"/>
       <w:r>
         <w:t>계정</w:t>
       </w:r>
@@ -1822,7 +2173,7 @@
       <w:r>
         <w:t>가입</w:t>
       </w:r>
-      <w:bookmarkEnd w:id="2"/>
+      <w:bookmarkEnd w:id="1"/>
     </w:p>
     <w:p>
       <w:pPr>
@@ -2019,25 +2370,7 @@
           <w:szCs w:val="22"/>
           <w:lang w:eastAsia="ko-KR"/>
         </w:rPr>
-        <w:t>가입(</w:t>
-      </w:r>
-      <w:r>
-        <w:rPr>
-          <w:rFonts w:asciiTheme="majorEastAsia" w:eastAsiaTheme="majorEastAsia" w:hAnsiTheme="majorEastAsia" w:cs="굴림" w:hint="eastAsia"/>
-          <w:sz w:val="22"/>
-          <w:szCs w:val="22"/>
-          <w:lang w:eastAsia="ko-KR"/>
-        </w:rPr>
-        <w:t>무료</w:t>
-      </w:r>
-      <w:r>
-        <w:rPr>
-          <w:rFonts w:asciiTheme="majorEastAsia" w:eastAsiaTheme="majorEastAsia" w:hAnsiTheme="majorEastAsia" w:cs="굴림" w:hint="eastAsia"/>
-          <w:sz w:val="22"/>
-          <w:szCs w:val="22"/>
-          <w:lang w:eastAsia="ko-KR"/>
-        </w:rPr>
-        <w:t>)</w:t>
+        <w:t>가입(무료)</w:t>
       </w:r>
     </w:p>
     <w:p>
@@ -2657,7 +2990,7 @@
       <w:pPr>
         <w:pStyle w:val="1"/>
       </w:pPr>
-      <w:bookmarkStart w:id="3" w:name="_Toc215831186"/>
+      <w:bookmarkStart w:id="2" w:name="_Toc216276242"/>
       <w:r>
         <w:rPr>
           <w:rFonts w:hint="eastAsia"/>
@@ -2706,7 +3039,7 @@
         </w:rPr>
         <w:t>가입</w:t>
       </w:r>
-      <w:bookmarkEnd w:id="3"/>
+      <w:bookmarkEnd w:id="2"/>
     </w:p>
     <w:p>
       <w:pPr>
@@ -3207,13 +3540,12 @@
       <w:pPr>
         <w:pStyle w:val="1"/>
       </w:pPr>
-      <w:bookmarkStart w:id="4" w:name="_Toc215831187"/>
-      <w:r>
-        <w:rPr>
-          <w:rFonts w:hint="eastAsia"/>
-          <w:lang w:eastAsia="ko-KR"/>
-        </w:rPr>
-        <w:lastRenderedPageBreak/>
+      <w:bookmarkStart w:id="3" w:name="_Toc216276243"/>
+      <w:r>
+        <w:rPr>
+          <w:rFonts w:hint="eastAsia"/>
+          <w:lang w:eastAsia="ko-KR"/>
+        </w:rPr>
         <w:t>개발</w:t>
       </w:r>
       <w:r>
@@ -3239,7 +3571,7 @@
       <w:r>
         <w:t>설치</w:t>
       </w:r>
-      <w:bookmarkEnd w:id="4"/>
+      <w:bookmarkEnd w:id="3"/>
     </w:p>
     <w:p>
       <w:pPr>
@@ -3625,7 +3957,6 @@
           <w:b/>
           <w:bCs/>
         </w:rPr>
-        <w:lastRenderedPageBreak/>
         <w:t>Python</w:t>
       </w:r>
       <w:r>
@@ -4350,6 +4681,7 @@
           <w:rFonts w:hint="eastAsia"/>
           <w:bCs/>
         </w:rPr>
+        <w:lastRenderedPageBreak/>
         <w:t>c</w:t>
       </w:r>
       <w:r>
@@ -4377,21 +4709,13 @@
         <w:rPr>
           <w:bCs/>
         </w:rPr>
-        <w:lastRenderedPageBreak/>
-        <w:t xml:space="preserve">git clone </w:t>
-      </w:r>
-      <w:r>
-        <w:rPr>
-          <w:bCs/>
-        </w:rPr>
-        <w:t>https://github.com/mac999/infra_ai_agent_tutorials</w:t>
+        <w:t>git clone https://github.com/mac999/infra_ai_agent_tutorials</w:t>
       </w:r>
     </w:p>
     <w:p>
       <w:pPr>
         <w:pStyle w:val="a8"/>
         <w:rPr>
-          <w:rFonts w:hint="eastAsia"/>
           <w:bCs/>
         </w:rPr>
       </w:pPr>
@@ -5232,6 +5556,7 @@
         <w:rPr>
           <w:noProof/>
         </w:rPr>
+        <w:lastRenderedPageBreak/>
         <w:drawing>
           <wp:inline distT="0" distB="0" distL="0" distR="0" wp14:anchorId="24978252" wp14:editId="283D8383">
             <wp:extent cx="5149659" cy="2635250"/>
@@ -5277,7 +5602,6 @@
         <w:rPr>
           <w:rFonts w:hint="eastAsia"/>
         </w:rPr>
-        <w:lastRenderedPageBreak/>
         <w:t xml:space="preserve">만약 </w:t>
       </w:r>
       <w:r>
@@ -5305,6 +5629,7 @@
         <w:r>
           <w:rPr>
             <w:rStyle w:val="a4"/>
+            <w:color w:val="auto"/>
           </w:rPr>
           <w:t>https://pytorch.org/get-started/previous-versions/</w:t>
         </w:r>
@@ -5374,6 +5699,11 @@
     <w:p>
       <w:pPr>
         <w:pStyle w:val="a8"/>
+      </w:pPr>
+    </w:p>
+    <w:p>
+      <w:pPr>
+        <w:pStyle w:val="a8"/>
         <w:rPr>
           <w:b/>
         </w:rPr>
@@ -5383,273 +5713,20 @@
           <w:rFonts w:hint="eastAsia"/>
           <w:b/>
         </w:rPr>
-        <w:t>파이썬 패키지 설치</w:t>
-      </w:r>
-    </w:p>
-    <w:p>
-      <w:pPr>
-        <w:pStyle w:val="aff5"/>
-        <w:widowControl/>
-        <w:numPr>
-          <w:ilvl w:val="0"/>
-          <w:numId w:val="10"/>
-        </w:numPr>
-        <w:suppressAutoHyphens w:val="0"/>
-        <w:overflowPunct/>
-        <w:autoSpaceDE/>
-        <w:spacing w:after="100" w:afterAutospacing="1" w:line="240" w:lineRule="auto"/>
-        <w:ind w:leftChars="0"/>
-        <w:textAlignment w:val="auto"/>
-        <w:rPr>
-          <w:rFonts w:asciiTheme="majorEastAsia" w:eastAsiaTheme="majorEastAsia" w:hAnsiTheme="majorEastAsia" w:cs="굴림"/>
-          <w:sz w:val="24"/>
-          <w:szCs w:val="24"/>
-        </w:rPr>
-      </w:pPr>
-      <w:r>
-        <w:rPr>
-          <w:rFonts w:asciiTheme="majorEastAsia" w:eastAsiaTheme="majorEastAsia" w:hAnsiTheme="majorEastAsia" w:cs="굴림" w:hint="eastAsia"/>
-          <w:sz w:val="24"/>
-          <w:szCs w:val="24"/>
-        </w:rPr>
-        <w:t xml:space="preserve">터미널에서 </w:t>
-      </w:r>
-      <w:r>
-        <w:rPr>
-          <w:rFonts w:asciiTheme="majorEastAsia" w:eastAsiaTheme="majorEastAsia" w:hAnsiTheme="majorEastAsia" w:cs="굴림" w:hint="eastAsia"/>
-          <w:sz w:val="24"/>
-          <w:szCs w:val="24"/>
-          <w:lang w:eastAsia="ko-KR"/>
-        </w:rPr>
-        <w:t>가상환경을</w:t>
-      </w:r>
-      <w:r>
-        <w:rPr>
-          <w:rFonts w:asciiTheme="majorEastAsia" w:eastAsiaTheme="majorEastAsia" w:hAnsiTheme="majorEastAsia" w:cs="굴림" w:hint="cs"/>
-          <w:sz w:val="24"/>
-          <w:szCs w:val="24"/>
-        </w:rPr>
-        <w:t xml:space="preserve"> </w:t>
-      </w:r>
-      <w:r>
-        <w:rPr>
-          <w:rFonts w:asciiTheme="majorEastAsia" w:eastAsiaTheme="majorEastAsia" w:hAnsiTheme="majorEastAsia" w:cs="굴림"/>
-          <w:sz w:val="24"/>
-          <w:szCs w:val="24"/>
-        </w:rPr>
-        <w:t xml:space="preserve">venv_lmm </w:t>
-      </w:r>
-      <w:r>
-        <w:rPr>
-          <w:rFonts w:asciiTheme="majorEastAsia" w:eastAsiaTheme="majorEastAsia" w:hAnsiTheme="majorEastAsia" w:cs="굴림" w:hint="eastAsia"/>
-          <w:sz w:val="24"/>
-          <w:szCs w:val="24"/>
-          <w:lang w:eastAsia="ko-KR"/>
-        </w:rPr>
-        <w:t>이름으로</w:t>
-      </w:r>
-      <w:r>
-        <w:rPr>
-          <w:rFonts w:asciiTheme="majorEastAsia" w:eastAsiaTheme="majorEastAsia" w:hAnsiTheme="majorEastAsia" w:cs="굴림" w:hint="cs"/>
-          <w:sz w:val="24"/>
-          <w:szCs w:val="24"/>
-        </w:rPr>
-        <w:t xml:space="preserve"> </w:t>
-      </w:r>
-      <w:r>
-        <w:rPr>
-          <w:rFonts w:asciiTheme="majorEastAsia" w:eastAsiaTheme="majorEastAsia" w:hAnsiTheme="majorEastAsia" w:cs="굴림" w:hint="eastAsia"/>
-          <w:sz w:val="24"/>
-          <w:szCs w:val="24"/>
-          <w:lang w:eastAsia="ko-KR"/>
-        </w:rPr>
-        <w:t>만든</w:t>
-      </w:r>
-      <w:r>
-        <w:rPr>
-          <w:rFonts w:asciiTheme="majorEastAsia" w:eastAsiaTheme="majorEastAsia" w:hAnsiTheme="majorEastAsia" w:cs="굴림" w:hint="cs"/>
-          <w:sz w:val="24"/>
-          <w:szCs w:val="24"/>
-        </w:rPr>
-        <w:t xml:space="preserve"> </w:t>
-      </w:r>
-      <w:r>
-        <w:rPr>
-          <w:rFonts w:asciiTheme="majorEastAsia" w:eastAsiaTheme="majorEastAsia" w:hAnsiTheme="majorEastAsia" w:cs="굴림" w:hint="eastAsia"/>
-          <w:sz w:val="24"/>
-          <w:szCs w:val="24"/>
-          <w:lang w:eastAsia="ko-KR"/>
-        </w:rPr>
-        <w:t>후</w:t>
-      </w:r>
-      <w:r>
-        <w:rPr>
-          <w:rFonts w:asciiTheme="majorEastAsia" w:eastAsiaTheme="majorEastAsia" w:hAnsiTheme="majorEastAsia" w:cs="굴림" w:hint="cs"/>
-          <w:sz w:val="24"/>
-          <w:szCs w:val="24"/>
-        </w:rPr>
-        <w:t xml:space="preserve"> </w:t>
-      </w:r>
-      <w:r>
-        <w:rPr>
-          <w:rFonts w:asciiTheme="majorEastAsia" w:eastAsiaTheme="majorEastAsia" w:hAnsiTheme="majorEastAsia" w:cs="굴림" w:hint="eastAsia"/>
-          <w:sz w:val="24"/>
-          <w:szCs w:val="24"/>
-          <w:lang w:eastAsia="ko-KR"/>
-        </w:rPr>
-        <w:t>패키지를</w:t>
-      </w:r>
-      <w:r>
-        <w:rPr>
-          <w:rFonts w:asciiTheme="majorEastAsia" w:eastAsiaTheme="majorEastAsia" w:hAnsiTheme="majorEastAsia" w:cs="굴림" w:hint="eastAsia"/>
-          <w:sz w:val="24"/>
-          <w:szCs w:val="24"/>
+        <w:t>도커</w:t>
+      </w:r>
+      <w:r>
+        <w:rPr>
+          <w:b/>
+        </w:rPr>
+        <w:t>(Docker)</w:t>
+      </w:r>
+      <w:r>
+        <w:rPr>
+          <w:rFonts w:hint="eastAsia"/>
+          <w:b/>
         </w:rPr>
         <w:t xml:space="preserve"> 설치</w:t>
-      </w:r>
-    </w:p>
-    <w:p>
-      <w:pPr>
-        <w:pStyle w:val="aff5"/>
-        <w:widowControl/>
-        <w:numPr>
-          <w:ilvl w:val="0"/>
-          <w:numId w:val="10"/>
-        </w:numPr>
-        <w:suppressAutoHyphens w:val="0"/>
-        <w:overflowPunct/>
-        <w:autoSpaceDE/>
-        <w:spacing w:after="100" w:afterAutospacing="1" w:line="240" w:lineRule="auto"/>
-        <w:ind w:leftChars="0"/>
-        <w:textAlignment w:val="auto"/>
-        <w:rPr>
-          <w:rFonts w:asciiTheme="majorEastAsia" w:eastAsiaTheme="majorEastAsia" w:hAnsiTheme="majorEastAsia" w:cs="굴림"/>
-          <w:sz w:val="24"/>
-          <w:szCs w:val="24"/>
-        </w:rPr>
-      </w:pPr>
-      <w:r>
-        <w:rPr>
-          <w:rFonts w:asciiTheme="majorEastAsia" w:eastAsiaTheme="majorEastAsia" w:hAnsiTheme="majorEastAsia" w:cs="굴림"/>
-          <w:sz w:val="24"/>
-          <w:szCs w:val="24"/>
-        </w:rPr>
-        <w:t>conda create --name venv_lmm python=3.11</w:t>
-      </w:r>
-    </w:p>
-    <w:p>
-      <w:pPr>
-        <w:pStyle w:val="aff5"/>
-        <w:widowControl/>
-        <w:numPr>
-          <w:ilvl w:val="0"/>
-          <w:numId w:val="10"/>
-        </w:numPr>
-        <w:suppressAutoHyphens w:val="0"/>
-        <w:overflowPunct/>
-        <w:autoSpaceDE/>
-        <w:spacing w:after="100" w:afterAutospacing="1" w:line="240" w:lineRule="auto"/>
-        <w:ind w:leftChars="0"/>
-        <w:textAlignment w:val="auto"/>
-        <w:rPr>
-          <w:rFonts w:asciiTheme="majorEastAsia" w:eastAsiaTheme="majorEastAsia" w:hAnsiTheme="majorEastAsia" w:cs="굴림"/>
-          <w:sz w:val="24"/>
-          <w:szCs w:val="24"/>
-        </w:rPr>
-      </w:pPr>
-      <w:r>
-        <w:rPr>
-          <w:rFonts w:asciiTheme="majorEastAsia" w:eastAsiaTheme="majorEastAsia" w:hAnsiTheme="majorEastAsia" w:cs="굴림"/>
-          <w:sz w:val="24"/>
-          <w:szCs w:val="24"/>
-        </w:rPr>
-        <w:t>conda activate venv_lmm</w:t>
-      </w:r>
-    </w:p>
-    <w:p>
-      <w:pPr>
-        <w:pStyle w:val="aff5"/>
-        <w:widowControl/>
-        <w:numPr>
-          <w:ilvl w:val="0"/>
-          <w:numId w:val="10"/>
-        </w:numPr>
-        <w:suppressAutoHyphens w:val="0"/>
-        <w:overflowPunct/>
-        <w:autoSpaceDE/>
-        <w:spacing w:after="100" w:afterAutospacing="1" w:line="240" w:lineRule="auto"/>
-        <w:ind w:leftChars="0"/>
-        <w:textAlignment w:val="auto"/>
-        <w:rPr>
-          <w:rFonts w:asciiTheme="majorEastAsia" w:eastAsiaTheme="majorEastAsia" w:hAnsiTheme="majorEastAsia" w:cs="굴림"/>
-          <w:sz w:val="24"/>
-          <w:szCs w:val="24"/>
-        </w:rPr>
-      </w:pPr>
-      <w:r>
-        <w:rPr>
-          <w:rFonts w:asciiTheme="majorEastAsia" w:eastAsiaTheme="majorEastAsia" w:hAnsiTheme="majorEastAsia" w:cs="굴림"/>
-          <w:sz w:val="24"/>
-          <w:szCs w:val="24"/>
-        </w:rPr>
-        <w:t>pip install pandas numpy</w:t>
-      </w:r>
-    </w:p>
-    <w:p>
-      <w:pPr>
-        <w:pStyle w:val="aff5"/>
-        <w:widowControl/>
-        <w:numPr>
-          <w:ilvl w:val="0"/>
-          <w:numId w:val="10"/>
-        </w:numPr>
-        <w:suppressAutoHyphens w:val="0"/>
-        <w:overflowPunct/>
-        <w:autoSpaceDE/>
-        <w:spacing w:after="100" w:afterAutospacing="1" w:line="240" w:lineRule="auto"/>
-        <w:ind w:leftChars="0"/>
-        <w:textAlignment w:val="auto"/>
-        <w:rPr>
-          <w:rFonts w:asciiTheme="majorEastAsia" w:eastAsiaTheme="majorEastAsia" w:hAnsiTheme="majorEastAsia" w:cs="굴림"/>
-          <w:sz w:val="24"/>
-          <w:szCs w:val="24"/>
-        </w:rPr>
-      </w:pPr>
-      <w:r>
-        <w:rPr>
-          <w:rFonts w:asciiTheme="majorEastAsia" w:eastAsiaTheme="majorEastAsia" w:hAnsiTheme="majorEastAsia" w:cs="굴림"/>
-          <w:sz w:val="24"/>
-          <w:szCs w:val="24"/>
-        </w:rPr>
-        <w:t>pip install ollama openai transformers huggingface_hub langchain</w:t>
-      </w:r>
-    </w:p>
-    <w:p>
-      <w:pPr>
-        <w:pStyle w:val="a8"/>
-        <w:rPr>
-          <w:b/>
-        </w:rPr>
-      </w:pPr>
-      <w:r>
-        <w:rPr>
-          <w:rFonts w:hint="eastAsia"/>
-          <w:b/>
-        </w:rPr>
-        <w:t>도커</w:t>
-      </w:r>
-      <w:r>
-        <w:rPr>
-          <w:b/>
-        </w:rPr>
-        <w:t>(Docker)</w:t>
-      </w:r>
-      <w:r>
-        <w:rPr>
-          <w:rFonts w:hint="eastAsia"/>
-          <w:b/>
-        </w:rPr>
-        <w:t xml:space="preserve"> 설치(옵션)</w:t>
       </w:r>
     </w:p>
     <w:p>
@@ -5752,7 +5829,6 @@
           <w:sz w:val="24"/>
           <w:szCs w:val="24"/>
         </w:rPr>
-        <w:lastRenderedPageBreak/>
         <w:t xml:space="preserve">로컬 </w:t>
       </w:r>
       <w:r>
@@ -6054,11 +6130,820 @@
       <w:pPr>
         <w:pStyle w:val="1"/>
       </w:pPr>
-      <w:bookmarkStart w:id="5" w:name="_Toc215831188"/>
+      <w:bookmarkStart w:id="4" w:name="_Toc216276244"/>
+      <w:r>
+        <w:rPr>
+          <w:rFonts w:hint="eastAsia"/>
+          <w:lang w:eastAsia="ko-KR"/>
+        </w:rPr>
+        <w:t>패키지</w:t>
+      </w:r>
       <w:r>
         <w:rPr>
           <w:rFonts w:hint="cs"/>
         </w:rPr>
+        <w:t xml:space="preserve"> </w:t>
+      </w:r>
+      <w:r>
+        <w:rPr>
+          <w:rFonts w:hint="eastAsia"/>
+          <w:lang w:eastAsia="ko-KR"/>
+        </w:rPr>
+        <w:t>및</w:t>
+      </w:r>
+      <w:r>
+        <w:rPr>
+          <w:rFonts w:hint="cs"/>
+        </w:rPr>
+        <w:t xml:space="preserve"> </w:t>
+      </w:r>
+      <w:r>
+        <w:rPr>
+          <w:rFonts w:hint="eastAsia"/>
+          <w:lang w:eastAsia="ko-KR"/>
+        </w:rPr>
+        <w:t>이미지</w:t>
+      </w:r>
+      <w:r>
+        <w:rPr>
+          <w:rFonts w:hint="cs"/>
+        </w:rPr>
+        <w:t xml:space="preserve"> </w:t>
+      </w:r>
+      <w:r>
+        <w:rPr>
+          <w:rFonts w:hint="eastAsia"/>
+          <w:lang w:eastAsia="ko-KR"/>
+        </w:rPr>
+        <w:t>설치</w:t>
+      </w:r>
+      <w:bookmarkEnd w:id="4"/>
+    </w:p>
+    <w:p>
+      <w:pPr>
+        <w:pStyle w:val="2"/>
+      </w:pPr>
+      <w:bookmarkStart w:id="5" w:name="_Toc216276245"/>
+      <w:r>
+        <w:rPr>
+          <w:rFonts w:hint="eastAsia"/>
+        </w:rPr>
+        <w:t>파이썬</w:t>
+      </w:r>
+      <w:r>
+        <w:rPr>
+          <w:rFonts w:hint="eastAsia"/>
+        </w:rPr>
+        <w:t xml:space="preserve"> </w:t>
+      </w:r>
+      <w:r>
+        <w:rPr>
+          <w:rFonts w:hint="eastAsia"/>
+        </w:rPr>
+        <w:t>패키지</w:t>
+      </w:r>
+      <w:r>
+        <w:rPr>
+          <w:rFonts w:hint="eastAsia"/>
+        </w:rPr>
+        <w:t xml:space="preserve"> </w:t>
+      </w:r>
+      <w:r>
+        <w:rPr>
+          <w:rFonts w:hint="eastAsia"/>
+        </w:rPr>
+        <w:t>설치</w:t>
+      </w:r>
+      <w:bookmarkEnd w:id="5"/>
+    </w:p>
+    <w:p>
+      <w:pPr>
+        <w:pStyle w:val="a8"/>
+        <w:rPr>
+          <w:rFonts w:hint="eastAsia"/>
+        </w:rPr>
+      </w:pPr>
+      <w:r>
+        <w:rPr>
+          <w:rFonts w:hint="eastAsia"/>
+        </w:rPr>
+        <w:t>터미널에서 가상환경을</w:t>
+      </w:r>
+      <w:r>
+        <w:rPr>
+          <w:rFonts w:hint="cs"/>
+        </w:rPr>
+        <w:t xml:space="preserve"> </w:t>
+      </w:r>
+      <w:r>
+        <w:t xml:space="preserve">venv_lmm </w:t>
+      </w:r>
+      <w:r>
+        <w:rPr>
+          <w:rFonts w:hint="eastAsia"/>
+        </w:rPr>
+        <w:t>이름으로</w:t>
+      </w:r>
+      <w:r>
+        <w:rPr>
+          <w:rFonts w:hint="cs"/>
+        </w:rPr>
+        <w:t xml:space="preserve"> </w:t>
+      </w:r>
+      <w:r>
+        <w:rPr>
+          <w:rFonts w:hint="eastAsia"/>
+        </w:rPr>
+        <w:t>만든</w:t>
+      </w:r>
+      <w:r>
+        <w:rPr>
+          <w:rFonts w:hint="cs"/>
+        </w:rPr>
+        <w:t xml:space="preserve"> </w:t>
+      </w:r>
+      <w:r>
+        <w:rPr>
+          <w:rFonts w:hint="eastAsia"/>
+        </w:rPr>
+        <w:t>후</w:t>
+      </w:r>
+      <w:r>
+        <w:rPr>
+          <w:rFonts w:hint="cs"/>
+        </w:rPr>
+        <w:t xml:space="preserve"> </w:t>
+      </w:r>
+      <w:r>
+        <w:rPr>
+          <w:rFonts w:hint="eastAsia"/>
+        </w:rPr>
+        <w:t>패키지를 설치</w:t>
+      </w:r>
+      <w:r>
+        <w:t xml:space="preserve">한다. </w:t>
+      </w:r>
+      <w:r>
+        <w:rPr>
+          <w:rFonts w:hint="eastAsia"/>
+        </w:rPr>
+        <w:t>파이썬은</w:t>
+      </w:r>
+      <w:r>
+        <w:t>3.11</w:t>
+      </w:r>
+      <w:r>
+        <w:rPr>
+          <w:rFonts w:hint="eastAsia"/>
+        </w:rPr>
+        <w:t xml:space="preserve">이거나 안정된 버전을 사용해야 한다(현재 </w:t>
+      </w:r>
+      <w:r>
+        <w:t>2025.12.10</w:t>
+      </w:r>
+      <w:bookmarkStart w:id="6" w:name="_GoBack"/>
+      <w:bookmarkEnd w:id="6"/>
+      <w:r>
+        <w:rPr>
+          <w:rFonts w:hint="eastAsia"/>
+        </w:rPr>
+        <w:t>기준).</w:t>
+      </w:r>
+    </w:p>
+    <w:p>
+      <w:pPr>
+        <w:pStyle w:val="aff5"/>
+        <w:widowControl/>
+        <w:numPr>
+          <w:ilvl w:val="0"/>
+          <w:numId w:val="10"/>
+        </w:numPr>
+        <w:suppressAutoHyphens w:val="0"/>
+        <w:overflowPunct/>
+        <w:autoSpaceDE/>
+        <w:spacing w:after="100" w:afterAutospacing="1" w:line="240" w:lineRule="auto"/>
+        <w:ind w:leftChars="0"/>
+        <w:textAlignment w:val="auto"/>
+        <w:rPr>
+          <w:rFonts w:asciiTheme="majorEastAsia" w:eastAsiaTheme="majorEastAsia" w:hAnsiTheme="majorEastAsia" w:cs="굴림"/>
+          <w:sz w:val="24"/>
+          <w:szCs w:val="24"/>
+        </w:rPr>
+      </w:pPr>
+      <w:r>
+        <w:rPr>
+          <w:rFonts w:asciiTheme="majorEastAsia" w:eastAsiaTheme="majorEastAsia" w:hAnsiTheme="majorEastAsia" w:cs="굴림"/>
+          <w:sz w:val="24"/>
+          <w:szCs w:val="24"/>
+        </w:rPr>
+        <w:t>conda create --name venv_lmm python=3.11</w:t>
+      </w:r>
+    </w:p>
+    <w:p>
+      <w:pPr>
+        <w:pStyle w:val="aff5"/>
+        <w:widowControl/>
+        <w:numPr>
+          <w:ilvl w:val="0"/>
+          <w:numId w:val="10"/>
+        </w:numPr>
+        <w:suppressAutoHyphens w:val="0"/>
+        <w:overflowPunct/>
+        <w:autoSpaceDE/>
+        <w:spacing w:after="100" w:afterAutospacing="1" w:line="240" w:lineRule="auto"/>
+        <w:ind w:leftChars="0"/>
+        <w:textAlignment w:val="auto"/>
+        <w:rPr>
+          <w:rFonts w:asciiTheme="majorEastAsia" w:eastAsiaTheme="majorEastAsia" w:hAnsiTheme="majorEastAsia" w:cs="굴림"/>
+          <w:sz w:val="24"/>
+          <w:szCs w:val="24"/>
+        </w:rPr>
+      </w:pPr>
+      <w:r>
+        <w:rPr>
+          <w:rFonts w:asciiTheme="majorEastAsia" w:eastAsiaTheme="majorEastAsia" w:hAnsiTheme="majorEastAsia" w:cs="굴림"/>
+          <w:sz w:val="24"/>
+          <w:szCs w:val="24"/>
+        </w:rPr>
+        <w:t>conda activate venv_lmm</w:t>
+      </w:r>
+    </w:p>
+    <w:p>
+      <w:pPr>
+        <w:pStyle w:val="aff5"/>
+        <w:widowControl/>
+        <w:numPr>
+          <w:ilvl w:val="0"/>
+          <w:numId w:val="10"/>
+        </w:numPr>
+        <w:suppressAutoHyphens w:val="0"/>
+        <w:overflowPunct/>
+        <w:autoSpaceDE/>
+        <w:spacing w:after="100" w:afterAutospacing="1" w:line="240" w:lineRule="auto"/>
+        <w:ind w:leftChars="0"/>
+        <w:textAlignment w:val="auto"/>
+        <w:rPr>
+          <w:rFonts w:asciiTheme="majorEastAsia" w:eastAsiaTheme="majorEastAsia" w:hAnsiTheme="majorEastAsia" w:cs="굴림"/>
+          <w:sz w:val="24"/>
+          <w:szCs w:val="24"/>
+        </w:rPr>
+      </w:pPr>
+      <w:r>
+        <w:rPr>
+          <w:rFonts w:asciiTheme="majorEastAsia" w:eastAsiaTheme="majorEastAsia" w:hAnsiTheme="majorEastAsia" w:cs="굴림"/>
+          <w:sz w:val="24"/>
+          <w:szCs w:val="24"/>
+        </w:rPr>
+        <w:t>pip install pandas numpy</w:t>
+      </w:r>
+    </w:p>
+    <w:p>
+      <w:pPr>
+        <w:pStyle w:val="aff5"/>
+        <w:widowControl/>
+        <w:numPr>
+          <w:ilvl w:val="0"/>
+          <w:numId w:val="10"/>
+        </w:numPr>
+        <w:suppressAutoHyphens w:val="0"/>
+        <w:overflowPunct/>
+        <w:autoSpaceDE/>
+        <w:spacing w:after="100" w:afterAutospacing="1" w:line="240" w:lineRule="auto"/>
+        <w:ind w:leftChars="0"/>
+        <w:textAlignment w:val="auto"/>
+        <w:rPr>
+          <w:rFonts w:asciiTheme="majorEastAsia" w:eastAsiaTheme="majorEastAsia" w:hAnsiTheme="majorEastAsia" w:cs="굴림"/>
+          <w:sz w:val="24"/>
+          <w:szCs w:val="24"/>
+        </w:rPr>
+      </w:pPr>
+      <w:r>
+        <w:rPr>
+          <w:rFonts w:asciiTheme="majorEastAsia" w:eastAsiaTheme="majorEastAsia" w:hAnsiTheme="majorEastAsia" w:cs="굴림"/>
+          <w:sz w:val="24"/>
+          <w:szCs w:val="24"/>
+        </w:rPr>
+        <w:t>pip install ollama openai transformers huggingface_hub langchain</w:t>
+      </w:r>
+    </w:p>
+    <w:p>
+      <w:pPr>
+        <w:pStyle w:val="a8"/>
+        <w:rPr>
+          <w:rFonts w:asciiTheme="majorEastAsia" w:eastAsiaTheme="majorEastAsia" w:hAnsiTheme="majorEastAsia" w:cs="굴림"/>
+          <w:sz w:val="24"/>
+          <w:szCs w:val="24"/>
+        </w:rPr>
+      </w:pPr>
+      <w:r>
+        <w:rPr>
+          <w:rFonts w:asciiTheme="majorEastAsia" w:eastAsiaTheme="majorEastAsia" w:hAnsiTheme="majorEastAsia" w:cs="굴림" w:hint="eastAsia"/>
+          <w:sz w:val="24"/>
+          <w:szCs w:val="24"/>
+        </w:rPr>
+        <w:t>다음과 같이 명령창에서 실행했다는 가정해에,</w:t>
+      </w:r>
+      <w:r>
+        <w:rPr>
+          <w:rFonts w:asciiTheme="majorEastAsia" w:eastAsiaTheme="majorEastAsia" w:hAnsiTheme="majorEastAsia" w:cs="굴림"/>
+          <w:sz w:val="24"/>
+          <w:szCs w:val="24"/>
+        </w:rPr>
+        <w:t xml:space="preserve"> </w:t>
+      </w:r>
+    </w:p>
+    <w:p>
+      <w:pPr>
+        <w:pStyle w:val="a8"/>
+      </w:pPr>
+      <w:r>
+        <w:rPr>
+          <w:rFonts w:hint="eastAsia"/>
+        </w:rPr>
+        <w:t>c</w:t>
+      </w:r>
+      <w:r>
+        <w:t xml:space="preserve">d projects </w:t>
+      </w:r>
+    </w:p>
+    <w:p>
+      <w:pPr>
+        <w:pStyle w:val="a8"/>
+      </w:pPr>
+      <w:r>
+        <w:t>git clone https://github.com/mac999/infra_ai_agent_tutorials</w:t>
+      </w:r>
+    </w:p>
+    <w:p>
+      <w:pPr>
+        <w:pStyle w:val="a8"/>
+        <w:rPr>
+          <w:rFonts w:asciiTheme="majorEastAsia" w:eastAsiaTheme="majorEastAsia" w:hAnsiTheme="majorEastAsia" w:cs="굴림"/>
+          <w:sz w:val="24"/>
+          <w:szCs w:val="24"/>
+        </w:rPr>
+      </w:pPr>
+      <w:r>
+        <w:rPr>
+          <w:rFonts w:asciiTheme="majorEastAsia" w:eastAsiaTheme="majorEastAsia" w:hAnsiTheme="majorEastAsia" w:cs="굴림" w:hint="eastAsia"/>
+          <w:sz w:val="24"/>
+          <w:szCs w:val="24"/>
+        </w:rPr>
+        <w:lastRenderedPageBreak/>
+        <w:t>다음 명령을 실행해 튜토리얼에서 사용될 라이브러리 전체를 설치합니다.</w:t>
+      </w:r>
+      <w:r>
+        <w:rPr>
+          <w:rFonts w:asciiTheme="majorEastAsia" w:eastAsiaTheme="majorEastAsia" w:hAnsiTheme="majorEastAsia" w:cs="굴림"/>
+          <w:sz w:val="24"/>
+          <w:szCs w:val="24"/>
+        </w:rPr>
+        <w:t xml:space="preserve"> </w:t>
+      </w:r>
+    </w:p>
+    <w:p>
+      <w:pPr>
+        <w:pStyle w:val="a8"/>
+      </w:pPr>
+      <w:r>
+        <w:t>cd infra_ai_agent_tutorials</w:t>
+      </w:r>
+    </w:p>
+    <w:p>
+      <w:pPr>
+        <w:pStyle w:val="a8"/>
+      </w:pPr>
+      <w:r>
+        <w:t>cd 02_setup</w:t>
+      </w:r>
+    </w:p>
+    <w:p>
+      <w:pPr>
+        <w:pStyle w:val="a8"/>
+      </w:pPr>
+      <w:r>
+        <w:t>conda activate venv_lmm</w:t>
+      </w:r>
+    </w:p>
+    <w:p>
+      <w:pPr>
+        <w:pStyle w:val="a8"/>
+      </w:pPr>
+      <w:r>
+        <w:t>pip install -r requirements.txt</w:t>
+      </w:r>
+    </w:p>
+    <w:p>
+      <w:pPr>
+        <w:pStyle w:val="a8"/>
+      </w:pPr>
+    </w:p>
+    <w:p>
+      <w:pPr>
+        <w:pStyle w:val="2"/>
+      </w:pPr>
+      <w:bookmarkStart w:id="7" w:name="_Toc216276246"/>
+      <w:r>
+        <w:rPr>
+          <w:rFonts w:hint="eastAsia"/>
+          <w:lang w:eastAsia="ko-KR"/>
+        </w:rPr>
+        <w:t>도커</w:t>
+      </w:r>
+      <w:r>
+        <w:rPr>
+          <w:rFonts w:hint="cs"/>
+        </w:rPr>
+        <w:t xml:space="preserve"> </w:t>
+      </w:r>
+      <w:r>
+        <w:rPr>
+          <w:rFonts w:hint="eastAsia"/>
+          <w:lang w:eastAsia="ko-KR"/>
+        </w:rPr>
+        <w:t>이미지</w:t>
+      </w:r>
+      <w:r>
+        <w:rPr>
+          <w:rFonts w:hint="cs"/>
+        </w:rPr>
+        <w:t xml:space="preserve"> </w:t>
+      </w:r>
+      <w:r>
+        <w:rPr>
+          <w:rFonts w:hint="eastAsia"/>
+          <w:lang w:eastAsia="ko-KR"/>
+        </w:rPr>
+        <w:t>설치</w:t>
+      </w:r>
+      <w:bookmarkEnd w:id="7"/>
+    </w:p>
+    <w:p>
+      <w:pPr>
+        <w:pStyle w:val="a8"/>
+      </w:pPr>
+      <w:r>
+        <w:rPr>
+          <w:rFonts w:hint="eastAsia"/>
+        </w:rPr>
+        <w:t>G</w:t>
+      </w:r>
+      <w:r>
+        <w:t xml:space="preserve">raphRAG </w:t>
+      </w:r>
+      <w:r>
+        <w:rPr>
+          <w:rFonts w:hint="eastAsia"/>
+        </w:rPr>
+        <w:t xml:space="preserve">관련 </w:t>
+      </w:r>
+      <w:r>
+        <w:t xml:space="preserve">FalkorDB </w:t>
+      </w:r>
+      <w:r>
+        <w:rPr>
+          <w:rFonts w:hint="eastAsia"/>
+        </w:rPr>
+        <w:t>서버 이미지를 다음 명령으로 설치한다.</w:t>
+      </w:r>
+      <w:r>
+        <w:t xml:space="preserve"> </w:t>
+      </w:r>
+    </w:p>
+    <w:p>
+      <w:pPr>
+        <w:pStyle w:val="a8"/>
+        <w:rPr>
+          <w:rFonts w:hint="eastAsia"/>
+        </w:rPr>
+      </w:pPr>
+      <w:r>
+        <w:t>docker run -p 6379:6379 -p 3000:3000 -it --rm -v ./data:/var/lib/falkordb/data falkordb/falkordb</w:t>
+      </w:r>
+    </w:p>
+    <w:p>
+      <w:pPr>
+        <w:pStyle w:val="a8"/>
+      </w:pPr>
+    </w:p>
+    <w:p>
+      <w:pPr>
+        <w:pStyle w:val="a8"/>
+      </w:pPr>
+      <w:r>
+        <w:rPr>
+          <w:rFonts w:hint="eastAsia"/>
+        </w:rPr>
+        <w:t>정상동작하면,</w:t>
+      </w:r>
+      <w:r>
+        <w:t xml:space="preserve"> </w:t>
+      </w:r>
+      <w:r>
+        <w:rPr>
+          <w:rFonts w:hint="eastAsia"/>
+        </w:rPr>
+        <w:t>다음과 같이 로그가 표시될 것이다.</w:t>
+      </w:r>
+      <w:r>
+        <w:t xml:space="preserve"> </w:t>
+      </w:r>
+      <w:r>
+        <w:rPr>
+          <w:rFonts w:hint="eastAsia"/>
+        </w:rPr>
+        <w:t xml:space="preserve">해당 </w:t>
+      </w:r>
+      <w:r>
+        <w:t>URL</w:t>
+      </w:r>
+      <w:r>
+        <w:rPr>
+          <w:rFonts w:hint="eastAsia"/>
+        </w:rPr>
+        <w:t>를 클릭한다.</w:t>
+      </w:r>
+      <w:r>
+        <w:t xml:space="preserve"> </w:t>
+      </w:r>
+    </w:p>
+    <w:p>
+      <w:pPr>
+        <w:pStyle w:val="a8"/>
+      </w:pPr>
+      <w:r>
+        <w:t>…</w:t>
+      </w:r>
+    </w:p>
+    <w:p>
+      <w:pPr>
+        <w:pStyle w:val="a8"/>
+      </w:pPr>
+      <w:r>
+        <w:t>1:M 10 Dec 2025 07:20:58.199 * DB loaded from disk: 0.044 seconds</w:t>
+      </w:r>
+    </w:p>
+    <w:p>
+      <w:pPr>
+        <w:pStyle w:val="a8"/>
+      </w:pPr>
+      <w:r>
+        <w:t>1:M 10 Dec 2025 07:20:58.199 * Ready to accept connections tcp</w:t>
+      </w:r>
+    </w:p>
+    <w:p>
+      <w:pPr>
+        <w:pStyle w:val="a8"/>
+        <w:rPr>
+          <w:rFonts w:hint="eastAsia"/>
+        </w:rPr>
+      </w:pPr>
+      <w:r>
+        <w:rPr>
+          <w:rFonts w:hint="eastAsia"/>
+        </w:rPr>
+        <w:t xml:space="preserve">   ▲ Next.js 15.5.2</w:t>
+      </w:r>
+    </w:p>
+    <w:p>
+      <w:pPr>
+        <w:pStyle w:val="a8"/>
+      </w:pPr>
+      <w:r>
+        <w:t xml:space="preserve">   - Local:        </w:t>
+      </w:r>
+      <w:hyperlink r:id="rId41" w:history="1">
+        <w:r>
+          <w:rPr>
+            <w:rStyle w:val="a4"/>
+            <w:color w:val="auto"/>
+          </w:rPr>
+          <w:t>http://localhost:3000</w:t>
+        </w:r>
+      </w:hyperlink>
+      <w:r>
+        <w:t xml:space="preserve"> </w:t>
+      </w:r>
+    </w:p>
+    <w:p>
+      <w:pPr>
+        <w:pStyle w:val="a8"/>
+      </w:pPr>
+      <w:r>
+        <w:t xml:space="preserve">   - Network:      </w:t>
+      </w:r>
+      <w:hyperlink r:id="rId42" w:history="1">
+        <w:r>
+          <w:rPr>
+            <w:rStyle w:val="a4"/>
+            <w:color w:val="auto"/>
+          </w:rPr>
+          <w:t>http://0.0.0.0:3000</w:t>
+        </w:r>
+      </w:hyperlink>
+      <w:r>
+        <w:t xml:space="preserve"> </w:t>
+      </w:r>
+    </w:p>
+    <w:p>
+      <w:pPr>
+        <w:pStyle w:val="a8"/>
+      </w:pPr>
+    </w:p>
+    <w:p>
+      <w:pPr>
+        <w:pStyle w:val="a8"/>
+      </w:pPr>
+      <w:r>
+        <w:rPr>
+          <w:rFonts w:hint="eastAsia"/>
+        </w:rPr>
+        <w:t>F</w:t>
+      </w:r>
+      <w:r>
+        <w:t xml:space="preserve">alkorDB </w:t>
+      </w:r>
+      <w:r>
+        <w:rPr>
+          <w:rFonts w:hint="eastAsia"/>
+        </w:rPr>
+        <w:t xml:space="preserve">데이터베이스 설정 메뉴가 표시될 것이다. 데이터베이스명은 </w:t>
+      </w:r>
+      <w:r>
+        <w:t>bim, user name</w:t>
+      </w:r>
+      <w:r>
+        <w:rPr>
+          <w:rFonts w:hint="eastAsia"/>
+        </w:rPr>
+        <w:t xml:space="preserve">은 </w:t>
+      </w:r>
+      <w:r>
+        <w:t>default</w:t>
+      </w:r>
+      <w:r>
+        <w:rPr>
+          <w:rFonts w:hint="eastAsia"/>
+        </w:rPr>
+        <w:t>로 한다.</w:t>
+      </w:r>
+      <w:r>
+        <w:t xml:space="preserve"> </w:t>
+      </w:r>
+    </w:p>
+    <w:p>
+      <w:pPr>
+        <w:pStyle w:val="a8"/>
+      </w:pPr>
+    </w:p>
+    <w:p>
+      <w:pPr>
+        <w:pStyle w:val="a8"/>
+      </w:pPr>
+      <w:r>
+        <w:rPr>
+          <w:rFonts w:hint="eastAsia"/>
+        </w:rPr>
+        <w:t>참고로,</w:t>
+      </w:r>
+      <w:r>
+        <w:t xml:space="preserve"> </w:t>
+      </w:r>
+      <w:r>
+        <w:rPr>
+          <w:rFonts w:hint="eastAsia"/>
+        </w:rPr>
+        <w:t>이후</w:t>
+      </w:r>
+      <w:r>
+        <w:t xml:space="preserve"> Graph RAG </w:t>
+      </w:r>
+      <w:r>
+        <w:rPr>
+          <w:rFonts w:hint="eastAsia"/>
+        </w:rPr>
+        <w:t xml:space="preserve">기반 프로젝트 설정 시 </w:t>
+      </w:r>
+      <w:r>
+        <w:t>.env</w:t>
+      </w:r>
+      <w:r>
+        <w:rPr>
+          <w:rFonts w:hint="eastAsia"/>
+        </w:rPr>
+        <w:t>파일을 생성하고,</w:t>
+      </w:r>
+      <w:r>
+        <w:t xml:space="preserve"> </w:t>
+      </w:r>
+      <w:r>
+        <w:rPr>
+          <w:rFonts w:hint="eastAsia"/>
+        </w:rPr>
+        <w:t>다음과 같이 입력한다.</w:t>
+      </w:r>
+      <w:r>
+        <w:t xml:space="preserve"> </w:t>
+      </w:r>
+    </w:p>
+    <w:p>
+      <w:pPr>
+        <w:pStyle w:val="a8"/>
+      </w:pPr>
+      <w:r>
+        <w:t>FALKORDB_HOST=localhost</w:t>
+      </w:r>
+    </w:p>
+    <w:p>
+      <w:pPr>
+        <w:pStyle w:val="a8"/>
+      </w:pPr>
+      <w:r>
+        <w:t>FALKORDB_PORT=6379</w:t>
+      </w:r>
+    </w:p>
+    <w:p>
+      <w:pPr>
+        <w:pStyle w:val="a8"/>
+      </w:pPr>
+      <w:r>
+        <w:lastRenderedPageBreak/>
+        <w:t>FALKORDB_GRAPH=bim</w:t>
+      </w:r>
+    </w:p>
+    <w:p>
+      <w:pPr>
+        <w:pStyle w:val="a8"/>
+      </w:pPr>
+      <w:r>
+        <w:t>FALKORDB_USERNAME=default</w:t>
+      </w:r>
+    </w:p>
+    <w:p>
+      <w:pPr>
+        <w:pStyle w:val="a8"/>
+        <w:rPr>
+          <w:rFonts w:hint="eastAsia"/>
+        </w:rPr>
+      </w:pPr>
+      <w:r>
+        <w:t>FALKORDB_PASSWORD=</w:t>
+      </w:r>
+    </w:p>
+    <w:p>
+      <w:pPr>
+        <w:pStyle w:val="a8"/>
+      </w:pPr>
+    </w:p>
+    <w:p>
+      <w:pPr>
+        <w:pStyle w:val="a8"/>
+      </w:pPr>
+      <w:r>
+        <w:rPr>
+          <w:rFonts w:hint="eastAsia"/>
+        </w:rPr>
+        <w:t>상세 설명은 다음 링크를 참고한다.</w:t>
+      </w:r>
+      <w:r>
+        <w:t xml:space="preserve"> </w:t>
+      </w:r>
+    </w:p>
+    <w:p>
+      <w:pPr>
+        <w:pStyle w:val="a8"/>
+        <w:numPr>
+          <w:ilvl w:val="0"/>
+          <w:numId w:val="19"/>
+        </w:numPr>
+      </w:pPr>
+      <w:hyperlink r:id="rId43" w:history="1">
+        <w:r>
+          <w:rPr>
+            <w:rStyle w:val="a4"/>
+            <w:color w:val="auto"/>
+          </w:rPr>
+          <w:t>그래프 구조 지원 FalkorDB와 LLM을 활용한 BIM AI 에이전트 개발 방법</w:t>
+        </w:r>
+      </w:hyperlink>
+    </w:p>
+    <w:p>
+      <w:pPr>
+        <w:pStyle w:val="a8"/>
+        <w:rPr>
+          <w:rFonts w:hint="eastAsia"/>
+        </w:rPr>
+      </w:pPr>
+    </w:p>
+    <w:p>
+      <w:pPr>
+        <w:pStyle w:val="1"/>
+      </w:pPr>
+      <w:bookmarkStart w:id="8" w:name="_Toc216276247"/>
+      <w:r>
+        <w:rPr>
+          <w:rFonts w:hint="cs"/>
+        </w:rPr>
         <w:t>C</w:t>
       </w:r>
       <w:r>
@@ -6080,7 +6965,7 @@
         </w:rPr>
         <w:t>설정</w:t>
       </w:r>
-      <w:bookmarkEnd w:id="5"/>
+      <w:bookmarkEnd w:id="8"/>
     </w:p>
     <w:p>
       <w:pPr>
@@ -6090,28 +6975,10 @@
         <w:rPr>
           <w:rFonts w:hint="eastAsia"/>
         </w:rPr>
-        <w:t xml:space="preserve">다음 </w:t>
-      </w:r>
-      <w:r>
-        <w:rPr>
-          <w:rFonts w:hint="eastAsia"/>
-        </w:rPr>
-        <w:t>폴더에서</w:t>
-      </w:r>
-      <w:r>
-        <w:t xml:space="preserve"> </w:t>
-      </w:r>
-      <w:r>
-        <w:t>1_</w:t>
-      </w:r>
-      <w:r>
-        <w:t>colab</w:t>
-      </w:r>
-      <w:r>
-        <w:t>_</w:t>
-      </w:r>
-      <w:r>
-        <w:t xml:space="preserve">env.ipynb </w:t>
+        <w:t>다음 폴더에서</w:t>
+      </w:r>
+      <w:r>
+        <w:t xml:space="preserve"> 1_colab_env.ipynb </w:t>
       </w:r>
       <w:r>
         <w:rPr>
@@ -6208,7 +7075,7 @@
                     <pic:cNvPicPr/>
                   </pic:nvPicPr>
                   <pic:blipFill>
-                    <a:blip r:embed="rId41"/>
+                    <a:blip r:embed="rId44"/>
                     <a:stretch>
                       <a:fillRect/>
                     </a:stretch>
@@ -6264,7 +7131,7 @@
       <w:pPr>
         <w:pStyle w:val="1"/>
       </w:pPr>
-      <w:bookmarkStart w:id="6" w:name="_Toc215831189"/>
+      <w:bookmarkStart w:id="9" w:name="_Toc216276248"/>
       <w:r>
         <w:rPr>
           <w:rFonts w:hint="eastAsia"/>
@@ -6282,7 +7149,7 @@
       <w:r>
         <w:t>링크</w:t>
       </w:r>
-      <w:bookmarkEnd w:id="6"/>
+      <w:bookmarkEnd w:id="9"/>
     </w:p>
     <w:p>
       <w:pPr>
@@ -6310,9 +7177,9 @@
           <w:sz w:val="24"/>
           <w:szCs w:val="24"/>
         </w:rPr>
-        <w:t xml:space="preserve">Huggingface: </w:t>
-      </w:r>
-      <w:hyperlink r:id="rId42" w:history="1">
+        <w:t xml:space="preserve">Mac용 Python 설치 가이드: </w:t>
+      </w:r>
+      <w:hyperlink r:id="rId45" w:history="1">
         <w:r>
           <w:rPr>
             <w:rFonts w:asciiTheme="majorEastAsia" w:eastAsiaTheme="majorEastAsia" w:hAnsiTheme="majorEastAsia" w:cs="굴림"/>
@@ -6320,7 +7187,7 @@
             <w:szCs w:val="24"/>
             <w:u w:val="single"/>
           </w:rPr>
-          <w:t>https://huggingface.co</w:t>
+          <w:t>https://www.youtube.com</w:t>
         </w:r>
       </w:hyperlink>
     </w:p>
@@ -6350,9 +7217,9 @@
           <w:sz w:val="24"/>
           <w:szCs w:val="24"/>
         </w:rPr>
-        <w:t xml:space="preserve">Blender LLM Addin 블로그: </w:t>
-      </w:r>
-      <w:hyperlink r:id="rId43" w:history="1">
+        <w:t xml:space="preserve">Huggingface: </w:t>
+      </w:r>
+      <w:hyperlink r:id="rId46" w:history="1">
         <w:r>
           <w:rPr>
             <w:rFonts w:asciiTheme="majorEastAsia" w:eastAsiaTheme="majorEastAsia" w:hAnsiTheme="majorEastAsia" w:cs="굴림"/>
@@ -6360,7 +7227,7 @@
             <w:szCs w:val="24"/>
             <w:u w:val="single"/>
           </w:rPr>
-          <w:t>https://medium.com</w:t>
+          <w:t>https://huggingface.co</w:t>
         </w:r>
       </w:hyperlink>
     </w:p>
@@ -6390,9 +7257,9 @@
           <w:sz w:val="24"/>
           <w:szCs w:val="24"/>
         </w:rPr>
-        <w:t xml:space="preserve">NVIDIA 드라이버: </w:t>
-      </w:r>
-      <w:hyperlink r:id="rId44" w:history="1">
+        <w:t xml:space="preserve">Blender LLM Addin 블로그: </w:t>
+      </w:r>
+      <w:hyperlink r:id="rId47" w:history="1">
         <w:r>
           <w:rPr>
             <w:rFonts w:asciiTheme="majorEastAsia" w:eastAsiaTheme="majorEastAsia" w:hAnsiTheme="majorEastAsia" w:cs="굴림"/>
@@ -6400,7 +7267,7 @@
             <w:szCs w:val="24"/>
             <w:u w:val="single"/>
           </w:rPr>
-          <w:t>https://www.nvidia.com/Download/index.aspx</w:t>
+          <w:t>https://medium.com</w:t>
         </w:r>
       </w:hyperlink>
     </w:p>
@@ -6430,9 +7297,9 @@
           <w:sz w:val="24"/>
           <w:szCs w:val="24"/>
         </w:rPr>
-        <w:t xml:space="preserve">CUDA Toolkit: </w:t>
-      </w:r>
-      <w:hyperlink r:id="rId45" w:history="1">
+        <w:t xml:space="preserve">NVIDIA 드라이버: </w:t>
+      </w:r>
+      <w:hyperlink r:id="rId48" w:history="1">
         <w:r>
           <w:rPr>
             <w:rFonts w:asciiTheme="majorEastAsia" w:eastAsiaTheme="majorEastAsia" w:hAnsiTheme="majorEastAsia" w:cs="굴림"/>
@@ -6440,7 +7307,7 @@
             <w:szCs w:val="24"/>
             <w:u w:val="single"/>
           </w:rPr>
-          <w:t>https://developer.nvidia.com/cuda-toolkit</w:t>
+          <w:t>https://www.nvidia.com/Download/index.aspx</w:t>
         </w:r>
       </w:hyperlink>
     </w:p>
@@ -6470,9 +7337,9 @@
           <w:sz w:val="24"/>
           <w:szCs w:val="24"/>
         </w:rPr>
-        <w:t xml:space="preserve">Python: </w:t>
-      </w:r>
-      <w:hyperlink r:id="rId46" w:history="1">
+        <w:t xml:space="preserve">CUDA Toolkit: </w:t>
+      </w:r>
+      <w:hyperlink r:id="rId49" w:history="1">
         <w:r>
           <w:rPr>
             <w:rFonts w:asciiTheme="majorEastAsia" w:eastAsiaTheme="majorEastAsia" w:hAnsiTheme="majorEastAsia" w:cs="굴림"/>
@@ -6480,7 +7347,7 @@
             <w:szCs w:val="24"/>
             <w:u w:val="single"/>
           </w:rPr>
-          <w:t>https://www.python.org</w:t>
+          <w:t>https://developer.nvidia.com/cuda-toolkit</w:t>
         </w:r>
       </w:hyperlink>
     </w:p>
@@ -6510,9 +7377,9 @@
           <w:sz w:val="24"/>
           <w:szCs w:val="24"/>
         </w:rPr>
-        <w:t xml:space="preserve">Mac용 Python 설치 가이드: </w:t>
-      </w:r>
-      <w:hyperlink r:id="rId47" w:history="1">
+        <w:t xml:space="preserve">Python: </w:t>
+      </w:r>
+      <w:hyperlink r:id="rId50" w:history="1">
         <w:r>
           <w:rPr>
             <w:rFonts w:asciiTheme="majorEastAsia" w:eastAsiaTheme="majorEastAsia" w:hAnsiTheme="majorEastAsia" w:cs="굴림"/>
@@ -6520,7 +7387,7 @@
             <w:szCs w:val="24"/>
             <w:u w:val="single"/>
           </w:rPr>
-          <w:t>https://www.youtube.com</w:t>
+          <w:t>https://www.python.org</w:t>
         </w:r>
       </w:hyperlink>
     </w:p>
@@ -6552,7 +7419,7 @@
         </w:rPr>
         <w:t xml:space="preserve">Anaconda: </w:t>
       </w:r>
-      <w:hyperlink r:id="rId48" w:history="1">
+      <w:hyperlink r:id="rId51" w:history="1">
         <w:r>
           <w:rPr>
             <w:rFonts w:asciiTheme="majorEastAsia" w:eastAsiaTheme="majorEastAsia" w:hAnsiTheme="majorEastAsia" w:cs="굴림"/>
@@ -6592,7 +7459,7 @@
         </w:rPr>
         <w:t xml:space="preserve">OpenAI: </w:t>
       </w:r>
-      <w:hyperlink r:id="rId49" w:history="1">
+      <w:hyperlink r:id="rId52" w:history="1">
         <w:r>
           <w:rPr>
             <w:rFonts w:asciiTheme="majorEastAsia" w:eastAsiaTheme="majorEastAsia" w:hAnsiTheme="majorEastAsia" w:cs="굴림"/>
@@ -6632,7 +7499,7 @@
         </w:rPr>
         <w:t xml:space="preserve">PyTorch: </w:t>
       </w:r>
-      <w:hyperlink r:id="rId50" w:history="1">
+      <w:hyperlink r:id="rId53" w:history="1">
         <w:r>
           <w:rPr>
             <w:rFonts w:asciiTheme="majorEastAsia" w:eastAsiaTheme="majorEastAsia" w:hAnsiTheme="majorEastAsia" w:cs="굴림"/>
@@ -9097,6 +9964,119 @@
     </w:lvl>
   </w:abstractNum>
   <w:abstractNum w:abstractNumId="22" w15:restartNumberingAfterBreak="0">
+    <w:nsid w:val="502B3E12"/>
+    <w:multiLevelType w:val="hybridMultilevel"/>
+    <w:tmpl w:val="90BE4766"/>
+    <w:lvl w:ilvl="0" w:tplc="E0BAEF5E">
+      <w:start w:val="1"/>
+      <w:numFmt w:val="bullet"/>
+      <w:lvlText w:val=""/>
+      <w:lvlJc w:val="left"/>
+      <w:pPr>
+        <w:ind w:left="1520" w:hanging="400"/>
+      </w:pPr>
+      <w:rPr>
+        <w:rFonts w:ascii="Wingdings" w:hAnsi="Wingdings" w:hint="default"/>
+      </w:rPr>
+    </w:lvl>
+    <w:lvl w:ilvl="1" w:tplc="04090003" w:tentative="1">
+      <w:start w:val="1"/>
+      <w:numFmt w:val="bullet"/>
+      <w:lvlText w:val=""/>
+      <w:lvlJc w:val="left"/>
+      <w:pPr>
+        <w:ind w:left="1920" w:hanging="400"/>
+      </w:pPr>
+      <w:rPr>
+        <w:rFonts w:ascii="Wingdings" w:hAnsi="Wingdings" w:hint="default"/>
+      </w:rPr>
+    </w:lvl>
+    <w:lvl w:ilvl="2" w:tplc="04090005" w:tentative="1">
+      <w:start w:val="1"/>
+      <w:numFmt w:val="bullet"/>
+      <w:lvlText w:val=""/>
+      <w:lvlJc w:val="left"/>
+      <w:pPr>
+        <w:ind w:left="2320" w:hanging="400"/>
+      </w:pPr>
+      <w:rPr>
+        <w:rFonts w:ascii="Wingdings" w:hAnsi="Wingdings" w:hint="default"/>
+      </w:rPr>
+    </w:lvl>
+    <w:lvl w:ilvl="3" w:tplc="04090001" w:tentative="1">
+      <w:start w:val="1"/>
+      <w:numFmt w:val="bullet"/>
+      <w:lvlText w:val=""/>
+      <w:lvlJc w:val="left"/>
+      <w:pPr>
+        <w:ind w:left="2720" w:hanging="400"/>
+      </w:pPr>
+      <w:rPr>
+        <w:rFonts w:ascii="Wingdings" w:hAnsi="Wingdings" w:hint="default"/>
+      </w:rPr>
+    </w:lvl>
+    <w:lvl w:ilvl="4" w:tplc="04090003" w:tentative="1">
+      <w:start w:val="1"/>
+      <w:numFmt w:val="bullet"/>
+      <w:lvlText w:val=""/>
+      <w:lvlJc w:val="left"/>
+      <w:pPr>
+        <w:ind w:left="3120" w:hanging="400"/>
+      </w:pPr>
+      <w:rPr>
+        <w:rFonts w:ascii="Wingdings" w:hAnsi="Wingdings" w:hint="default"/>
+      </w:rPr>
+    </w:lvl>
+    <w:lvl w:ilvl="5" w:tplc="04090005" w:tentative="1">
+      <w:start w:val="1"/>
+      <w:numFmt w:val="bullet"/>
+      <w:lvlText w:val=""/>
+      <w:lvlJc w:val="left"/>
+      <w:pPr>
+        <w:ind w:left="3520" w:hanging="400"/>
+      </w:pPr>
+      <w:rPr>
+        <w:rFonts w:ascii="Wingdings" w:hAnsi="Wingdings" w:hint="default"/>
+      </w:rPr>
+    </w:lvl>
+    <w:lvl w:ilvl="6" w:tplc="04090001" w:tentative="1">
+      <w:start w:val="1"/>
+      <w:numFmt w:val="bullet"/>
+      <w:lvlText w:val=""/>
+      <w:lvlJc w:val="left"/>
+      <w:pPr>
+        <w:ind w:left="3920" w:hanging="400"/>
+      </w:pPr>
+      <w:rPr>
+        <w:rFonts w:ascii="Wingdings" w:hAnsi="Wingdings" w:hint="default"/>
+      </w:rPr>
+    </w:lvl>
+    <w:lvl w:ilvl="7" w:tplc="04090003" w:tentative="1">
+      <w:start w:val="1"/>
+      <w:numFmt w:val="bullet"/>
+      <w:lvlText w:val=""/>
+      <w:lvlJc w:val="left"/>
+      <w:pPr>
+        <w:ind w:left="4320" w:hanging="400"/>
+      </w:pPr>
+      <w:rPr>
+        <w:rFonts w:ascii="Wingdings" w:hAnsi="Wingdings" w:hint="default"/>
+      </w:rPr>
+    </w:lvl>
+    <w:lvl w:ilvl="8" w:tplc="04090005" w:tentative="1">
+      <w:start w:val="1"/>
+      <w:numFmt w:val="bullet"/>
+      <w:lvlText w:val=""/>
+      <w:lvlJc w:val="left"/>
+      <w:pPr>
+        <w:ind w:left="4720" w:hanging="400"/>
+      </w:pPr>
+      <w:rPr>
+        <w:rFonts w:ascii="Wingdings" w:hAnsi="Wingdings" w:hint="default"/>
+      </w:rPr>
+    </w:lvl>
+  </w:abstractNum>
+  <w:abstractNum w:abstractNumId="23" w15:restartNumberingAfterBreak="0">
     <w:nsid w:val="52432BDE"/>
     <w:multiLevelType w:val="hybridMultilevel"/>
     <w:tmpl w:val="5100EFA2"/>
@@ -9209,7 +10189,7 @@
       </w:rPr>
     </w:lvl>
   </w:abstractNum>
-  <w:abstractNum w:abstractNumId="23" w15:restartNumberingAfterBreak="0">
+  <w:abstractNum w:abstractNumId="24" w15:restartNumberingAfterBreak="0">
     <w:nsid w:val="57DB2843"/>
     <w:multiLevelType w:val="hybridMultilevel"/>
     <w:tmpl w:val="8C9CE788"/>
@@ -9322,7 +10302,7 @@
       </w:rPr>
     </w:lvl>
   </w:abstractNum>
-  <w:abstractNum w:abstractNumId="24" w15:restartNumberingAfterBreak="0">
+  <w:abstractNum w:abstractNumId="25" w15:restartNumberingAfterBreak="0">
     <w:nsid w:val="6ACC5A43"/>
     <w:multiLevelType w:val="hybridMultilevel"/>
     <w:tmpl w:val="028E3F12"/>
@@ -9435,7 +10415,7 @@
       </w:rPr>
     </w:lvl>
   </w:abstractNum>
-  <w:abstractNum w:abstractNumId="25" w15:restartNumberingAfterBreak="0">
+  <w:abstractNum w:abstractNumId="26" w15:restartNumberingAfterBreak="0">
     <w:nsid w:val="6F4E572C"/>
     <w:multiLevelType w:val="hybridMultilevel"/>
     <w:tmpl w:val="3D98482C"/>
@@ -9548,7 +10528,7 @@
       </w:rPr>
     </w:lvl>
   </w:abstractNum>
-  <w:abstractNum w:abstractNumId="26" w15:restartNumberingAfterBreak="0">
+  <w:abstractNum w:abstractNumId="27" w15:restartNumberingAfterBreak="0">
     <w:nsid w:val="709A24A1"/>
     <w:multiLevelType w:val="hybridMultilevel"/>
     <w:tmpl w:val="D212841A"/>
@@ -9661,7 +10641,7 @@
       </w:rPr>
     </w:lvl>
   </w:abstractNum>
-  <w:abstractNum w:abstractNumId="27" w15:restartNumberingAfterBreak="0">
+  <w:abstractNum w:abstractNumId="28" w15:restartNumberingAfterBreak="0">
     <w:nsid w:val="79FF77CC"/>
     <w:multiLevelType w:val="hybridMultilevel"/>
     <w:tmpl w:val="9DDA5708"/>
@@ -9774,7 +10754,7 @@
       </w:rPr>
     </w:lvl>
   </w:abstractNum>
-  <w:abstractNum w:abstractNumId="28" w15:restartNumberingAfterBreak="0">
+  <w:abstractNum w:abstractNumId="29" w15:restartNumberingAfterBreak="0">
     <w:nsid w:val="7EB6588D"/>
     <w:multiLevelType w:val="hybridMultilevel"/>
     <w:tmpl w:val="B84E2AB6"/>
@@ -9903,16 +10883,16 @@
     <w:abstractNumId w:val="19"/>
   </w:num>
   <w:num w:numId="6">
-    <w:abstractNumId w:val="28"/>
+    <w:abstractNumId w:val="29"/>
   </w:num>
   <w:num w:numId="7">
-    <w:abstractNumId w:val="23"/>
+    <w:abstractNumId w:val="24"/>
   </w:num>
   <w:num w:numId="8">
-    <w:abstractNumId w:val="24"/>
+    <w:abstractNumId w:val="25"/>
   </w:num>
   <w:num w:numId="9">
-    <w:abstractNumId w:val="26"/>
+    <w:abstractNumId w:val="27"/>
   </w:num>
   <w:num w:numId="10">
     <w:abstractNumId w:val="21"/>
@@ -9930,16 +10910,19 @@
     <w:abstractNumId w:val="15"/>
   </w:num>
   <w:num w:numId="15">
-    <w:abstractNumId w:val="27"/>
+    <w:abstractNumId w:val="28"/>
   </w:num>
   <w:num w:numId="16">
     <w:abstractNumId w:val="17"/>
   </w:num>
   <w:num w:numId="17">
-    <w:abstractNumId w:val="22"/>
+    <w:abstractNumId w:val="23"/>
   </w:num>
   <w:num w:numId="18">
-    <w:abstractNumId w:val="25"/>
+    <w:abstractNumId w:val="26"/>
+  </w:num>
+  <w:num w:numId="19">
+    <w:abstractNumId w:val="22"/>
   </w:num>
   <w:numIdMacAtCleanup w:val="12"/>
 </w:numbering>
@@ -12291,7 +13274,7 @@
 </file>
 
 <file path=customXml/itemProps1.xml><?xml version="1.0" encoding="utf-8"?>
-<ds:datastoreItem xmlns:ds="http://schemas.openxmlformats.org/officeDocument/2006/customXml" ds:itemID="{39FA73D3-BCDE-467E-8F62-0E5E163D1DB4}">
+<ds:datastoreItem xmlns:ds="http://schemas.openxmlformats.org/officeDocument/2006/customXml" ds:itemID="{126FD93B-2D0A-4381-A9FF-508DBDDDAB6B}">
   <ds:schemaRefs>
     <ds:schemaRef ds:uri="http://schemas.openxmlformats.org/officeDocument/2006/bibliography"/>
   </ds:schemaRefs>
